--- a/HW01_DP2.docx
+++ b/HW01_DP2.docx
@@ -6,11 +6,19 @@
       <w:pPr>
         <w:pStyle w:val="PGWorksheetHeading"/>
       </w:pPr>
+      <w:commentRangeStart w:id="3"/>
       <w:r>
         <w:rPr>
           <w:sz w:val="36"/>
         </w:rPr>
         <w:t>Homework 01</w:t>
+      </w:r>
+      <w:commentRangeEnd w:id="3"/>
+      <w:r>
+        <w:rPr>
+          <w:rStyle w:val="CommentReference"/>
+        </w:rPr>
+        <w:commentReference w:id="3"/>
       </w:r>
     </w:p>
     <w:p>
@@ -510,6 +518,7 @@
       <w:pPr>
         <w:pStyle w:val="PGAnswerLines"/>
       </w:pPr>
+      <w:commentRangeStart w:id="0"/>
       <w:r>
         <w:t xml:space="preserve">Control Unit (CU): </w:t>
       </w:r>
@@ -522,6 +531,13 @@
       </w:r>
       <w:r>
         <w:t xml:space="preserve">ontrols and coordinates the operations of the CPU. It sends control signals </w:t>
+      </w:r>
+      <w:commentRangeEnd w:id="0"/>
+      <w:r>
+        <w:rPr>
+          <w:rStyle w:val="CommentReference"/>
+        </w:rPr>
+        <w:commentReference w:id="0"/>
       </w:r>
     </w:p>
     <w:p>
@@ -6114,6 +6130,7 @@
             <w:shd w:val="clear" w:color="auto" w:fill="E0E0E0"/>
           </w:tcPr>
           <w:p>
+            <w:commentRangeStart w:id="1"/>
             <w:r>
               <w:rPr>
                 <w:b/>
@@ -6320,6 +6337,13 @@
                 <w:lang w:val="en-US"/>
               </w:rPr>
               <w:t>{1, 3, 8, 5}</w:t>
+            </w:r>
+            <w:commentRangeEnd w:id="1"/>
+            <w:r>
+              <w:rPr>
+                <w:rStyle w:val="CommentReference"/>
+              </w:rPr>
+              <w:commentReference w:id="1"/>
             </w:r>
           </w:p>
         </w:tc>
@@ -6374,11 +6398,19 @@
       <w:pPr>
         <w:pStyle w:val="PGAnswerLines"/>
       </w:pPr>
+      <w:commentRangeStart w:id="2"/>
       <w:r>
         <w:rPr>
           <w:lang w:val="en-US"/>
         </w:rPr>
         <w:t>{1, 3, 8, 5}</w:t>
+      </w:r>
+      <w:commentRangeEnd w:id="2"/>
+      <w:r>
+        <w:rPr>
+          <w:rStyle w:val="CommentReference"/>
+        </w:rPr>
+        <w:commentReference w:id="2"/>
       </w:r>
     </w:p>
     <w:p>
@@ -6514,6 +6546,99 @@
     </w:sectPr>
   </w:body>
 </w:document>
+</file>
+
+<file path=word/comments.xml><?xml version="1.0" encoding="utf-8"?>
+<w:comments xmlns:a="http://schemas.openxmlformats.org/drawingml/2006/main" xmlns:pic="http://schemas.openxmlformats.org/drawingml/2006/picture" xmlns:r="http://schemas.openxmlformats.org/officeDocument/2006/relationships" xmlns:w="http://schemas.openxmlformats.org/wordprocessingml/2006/main" xmlns:wp="http://schemas.openxmlformats.org/drawingml/2006/wordprocessingDrawing" xmlns:mc="http://schemas.openxmlformats.org/markup-compatibility/2006" xmlns:a14="http://schemas.microsoft.com/office/drawing/2010/main" xmlns:w14="http://schemas.microsoft.com/office/word/2010/wordml" xmlns:wpc="http://schemas.microsoft.com/office/word/2010/wordprocessingCanvas">
+  <w:comment w:id="0" w:author="Teacher" w:initials="T" w:date="2026-09-19T01:42:26Z">
+    <w:p>
+      <w:pPr>
+        <w:pStyle w:val="CommentText"/>
+      </w:pPr>
+      <w:r>
+        <w:rPr>
+          <w:rStyle w:val="CommentReference"/>
+        </w:rPr>
+        <w:annotationRef/>
+      </w:r>
+      <w:r>
+        <w:t>Q3(a)  3/4</w:t>
+      </w:r>
+    </w:p>
+    <w:p>
+      <w:pPr>
+        <w:pStyle w:val="CommentText"/>
+      </w:pPr>
+      <w:r>
+        <w:t>CU well described (2/2). PC: you state that it holds the address of the next instruction, but you have not mentioned that it is incremented after each fetch — that is the second mark. (-1)</w:t>
+      </w:r>
+    </w:p>
+  </w:comment>
+  <w:comment w:id="1" w:author="Teacher" w:initials="T" w:date="2026-09-19T01:42:26Z">
+    <w:p>
+      <w:pPr>
+        <w:pStyle w:val="CommentText"/>
+      </w:pPr>
+      <w:r>
+        <w:rPr>
+          <w:rStyle w:val="CommentReference"/>
+        </w:rPr>
+        <w:annotationRef/>
+      </w:r>
+      <w:r>
+        <w:t>Q9(a(i))  5/6</w:t>
+      </w:r>
+    </w:p>
+    <w:p>
+      <w:pPr>
+        <w:pStyle w:val="CommentText"/>
+      </w:pPr>
+      <w:r>
+        <w:t>Iterations 0 and 1 are correct, including the minimum index of 1 at iteration 1. At iteration 2 you identified the minimum index correctly (3) but the swap is not reflected: after swapping a[2] and a[3] the array becomes {1, 3, 5, 8}, not {1, 3, 8, 5}. (-1)</w:t>
+      </w:r>
+    </w:p>
+  </w:comment>
+  <w:comment w:id="2" w:author="Teacher" w:initials="T" w:date="2026-09-19T01:42:26Z">
+    <w:p>
+      <w:pPr>
+        <w:pStyle w:val="CommentText"/>
+      </w:pPr>
+      <w:r>
+        <w:rPr>
+          <w:rStyle w:val="CommentReference"/>
+        </w:rPr>
+        <w:annotationRef/>
+      </w:r>
+      <w:r>
+        <w:t>Q9(a(ii))  0/2</w:t>
+      </w:r>
+    </w:p>
+    <w:p>
+      <w:pPr>
+        <w:pStyle w:val="CommentText"/>
+      </w:pPr>
+      <w:r>
+        <w:t>This follows from the error above — the final sorted array is {1, 3, 5, 8}. (-2)</w:t>
+      </w:r>
+    </w:p>
+  </w:comment>
+  <w:comment w:id="3" w:author="Teacher" w:initials="T" w:date="2026-09-19T01:42:26Z">
+    <w:p>
+      <w:pPr>
+        <w:pStyle w:val="CommentText"/>
+      </w:pPr>
+      <w:r>
+        <w:rPr>
+          <w:rStyle w:val="CommentReference"/>
+        </w:rPr>
+        <w:annotationRef/>
+      </w:r>
+      <w:r>
+        <w:t>HW01: 96/100 — excellent work overall. Marks were lost only in Q3(a) (PC not shown as incremented after fetch) and Q9(a)(i)/(ii) (the final swap of the selection sort is not reflected in the trace). Q5 and Q6 were answered perfectly.</w:t>
+      </w:r>
+    </w:p>
+  </w:comment>
+</w:comments>
 </file>
 
 <file path=word/endnotes.xml><?xml version="1.0" encoding="utf-8"?>
